--- a/docs/guides/FAQ.docx
+++ b/docs/guides/FAQ.docx
@@ -2,6 +2,14 @@
 <file path=word/document.xml><?xml version="1.0" encoding="utf-8"?>
 <w:document xmlns:w="http://schemas.openxmlformats.org/wordprocessingml/2006/main" xmlns:m="http://schemas.openxmlformats.org/officeDocument/2006/math" xmlns:r="http://schemas.openxmlformats.org/officeDocument/2006/relationships" xmlns:o="urn:schemas-microsoft-com:office:office" xmlns:v="urn:schemas-microsoft-com:vml" xmlns:w10="urn:schemas-microsoft-com:office:word" xmlns:a="http://schemas.openxmlformats.org/drawingml/2006/main" xmlns:pic="http://schemas.openxmlformats.org/drawingml/2006/picture" xmlns:wp="http://schemas.openxmlformats.org/drawingml/2006/wordprocessingDrawing">
   <w:body>
+    <w:p>
+      <w:pPr>
+        <w:pStyle w:val="Title"/>
+      </w:pPr>
+      <w:r>
+        <w:t xml:space="preserve">FAQ</w:t>
+      </w:r>
+    </w:p>
     <w:bookmarkStart w:id="12" w:name="frequently-asked-questions"/>
     <w:p>
       <w:pPr>
@@ -164,19 +172,37 @@
         <w:pStyle w:val="FirstParagraph"/>
       </w:pPr>
       <w:r>
-        <w:t xml:space="preserve">Press Enter (blank input) at the wizard's "Enter session name to create"</w:t>
-      </w:r>
-      <w:r>
-        <w:t xml:space="preserve"> </w:t>
-      </w:r>
-      <w:r>
-        <w:t xml:space="preserve">prompt. If you have existing sessions, you'll see a numbered menu; pick a</w:t>
-      </w:r>
-      <w:r>
-        <w:t xml:space="preserve"> </w:t>
-      </w:r>
-      <w:r>
-        <w:t xml:space="preserve">number to join that session, or</w:t>
+        <w:t xml:space="preserve">Press Enter (blank input) — or type the literal word</w:t>
+      </w:r>
+      <w:r>
+        <w:t xml:space="preserve"> </w:t>
+      </w:r>
+      <w:r>
+        <w:rPr>
+          <w:rStyle w:val="VerbatimChar"/>
+        </w:rPr>
+        <w:t xml:space="preserve">default</w:t>
+      </w:r>
+      <w:r>
+        <w:t xml:space="preserve">, which the</w:t>
+      </w:r>
+      <w:r>
+        <w:t xml:space="preserve"> </w:t>
+      </w:r>
+      <w:r>
+        <w:t xml:space="preserve">wizard treats identically to blank input — at the wizard's "Enter session</w:t>
+      </w:r>
+      <w:r>
+        <w:t xml:space="preserve"> </w:t>
+      </w:r>
+      <w:r>
+        <w:t xml:space="preserve">name to create" prompt. If you have existing sessions, you'll see a</w:t>
+      </w:r>
+      <w:r>
+        <w:t xml:space="preserve"> </w:t>
+      </w:r>
+      <w:r>
+        <w:t xml:space="preserve">numbered menu; pick a number to join that session, or</w:t>
       </w:r>
       <w:r>
         <w:t xml:space="preserve"> </w:t>
@@ -191,7 +217,13 @@
         <w:t xml:space="preserve"> </w:t>
       </w:r>
       <w:r>
-        <w:t xml:space="preserve">to leave the wizard.</w:t>
+        <w:t xml:space="preserve">to leave the</w:t>
+      </w:r>
+      <w:r>
+        <w:t xml:space="preserve"> </w:t>
+      </w:r>
+      <w:r>
+        <w:t xml:space="preserve">wizard.</w:t>
       </w:r>
     </w:p>
     <w:bookmarkEnd w:id="11"/>
